--- a/docs/lista_louvores/Textos_Louvores/DEUS É FIEL.docx
+++ b/docs/lista_louvores/Textos_Louvores/DEUS É FIEL.docx
@@ -1,24 +1,12 @@
 
 <file path=word/document.xml><?xml version="1.0" encoding="utf-8"?>
-<w:document xmlns:wpc="http://schemas.microsoft.com/office/word/2010/wordprocessingCanvas" xmlns:cx="http://schemas.microsoft.com/office/drawing/2014/chartex" xmlns:cx1="http://schemas.microsoft.com/office/drawing/2015/9/8/chartex" xmlns:cx2="http://schemas.microsoft.com/office/drawing/2015/10/21/chartex" xmlns:cx3="http://schemas.microsoft.com/office/drawing/2016/5/9/chartex" xmlns:cx4="http://schemas.microsoft.com/office/drawing/2016/5/10/chartex" xmlns:cx5="http://schemas.microsoft.com/office/drawing/2016/5/11/chartex" xmlns:cx6="http://schemas.microsoft.com/office/drawing/2016/5/12/chartex" xmlns:cx7="http://schemas.microsoft.com/office/drawing/2016/5/13/chartex" xmlns:cx8="http://schemas.microsoft.com/office/drawing/2016/5/14/chartex" xmlns:mc="http://schemas.openxmlformats.org/markup-compatibility/2006" xmlns:aink="http://schemas.microsoft.com/office/drawing/2016/ink" xmlns:am3d="http://schemas.microsoft.com/office/drawing/2017/model3d" xmlns:o="urn:schemas-microsoft-com:office:office" xmlns:oel="http://schemas.microsoft.com/office/2019/extlst" xmlns:r="http://schemas.openxmlformats.org/officeDocument/2006/relationships" xmlns:m="http://schemas.openxmlformats.org/officeDocument/2006/math" xmlns:v="urn:schemas-microsoft-com:vml" xmlns:wp14="http://schemas.microsoft.com/office/word/2010/wordprocessingDrawing" xmlns:wp="http://schemas.openxmlformats.org/drawingml/2006/wordprocessingDrawing" xmlns:w10="urn:schemas-microsoft-com:office:word" xmlns:w="http://schemas.openxmlformats.org/wordprocessingml/2006/main" xmlns:w14="http://schemas.microsoft.com/office/word/2010/wordml" xmlns:w15="http://schemas.microsoft.com/office/word/2012/wordml" xmlns:w16cex="http://schemas.microsoft.com/office/word/2018/wordml/cex" xmlns:w16cid="http://schemas.microsoft.com/office/word/2016/wordml/cid" xmlns:w16="http://schemas.microsoft.com/office/word/2018/wordml" xmlns:w16sdtdh="http://schemas.microsoft.com/office/word/2020/wordml/sdtdatahash" xmlns:w16se="http://schemas.microsoft.com/office/word/2015/wordml/symex" xmlns:wpg="http://schemas.microsoft.com/office/word/2010/wordprocessingGroup" xmlns:wpi="http://schemas.microsoft.com/office/word/2010/wordprocessingInk" xmlns:wne="http://schemas.microsoft.com/office/word/2006/wordml" xmlns:wps="http://schemas.microsoft.com/office/word/2010/wordprocessingShape" mc:Ignorable="w14 w15 w16se w16cid w16 w16cex w16sdtdh wp14">
+<w:document xmlns:wpc="http://schemas.microsoft.com/office/word/2010/wordprocessingCanvas" xmlns:cx="http://schemas.microsoft.com/office/drawing/2014/chartex" xmlns:cx1="http://schemas.microsoft.com/office/drawing/2015/9/8/chartex" xmlns:cx2="http://schemas.microsoft.com/office/drawing/2015/10/21/chartex" xmlns:cx3="http://schemas.microsoft.com/office/drawing/2016/5/9/chartex" xmlns:cx4="http://schemas.microsoft.com/office/drawing/2016/5/10/chartex" xmlns:cx5="http://schemas.microsoft.com/office/drawing/2016/5/11/chartex" xmlns:cx6="http://schemas.microsoft.com/office/drawing/2016/5/12/chartex" xmlns:cx7="http://schemas.microsoft.com/office/drawing/2016/5/13/chartex" xmlns:cx8="http://schemas.microsoft.com/office/drawing/2016/5/14/chartex" xmlns:mc="http://schemas.openxmlformats.org/markup-compatibility/2006" xmlns:aink="http://schemas.microsoft.com/office/drawing/2016/ink" xmlns:am3d="http://schemas.microsoft.com/office/drawing/2017/model3d" xmlns:o="urn:schemas-microsoft-com:office:office" xmlns:oel="http://schemas.microsoft.com/office/2019/extlst" xmlns:r="http://schemas.openxmlformats.org/officeDocument/2006/relationships" xmlns:m="http://schemas.openxmlformats.org/officeDocument/2006/math" xmlns:v="urn:schemas-microsoft-com:vml" xmlns:wp14="http://schemas.microsoft.com/office/word/2010/wordprocessingDrawing" xmlns:wp="http://schemas.openxmlformats.org/drawingml/2006/wordprocessingDrawing" xmlns:w10="urn:schemas-microsoft-com:office:word" xmlns:w="http://schemas.openxmlformats.org/wordprocessingml/2006/main" xmlns:w14="http://schemas.microsoft.com/office/word/2010/wordml" xmlns:w15="http://schemas.microsoft.com/office/word/2012/wordml" xmlns:w16cex="http://schemas.microsoft.com/office/word/2018/wordml/cex" xmlns:w16cid="http://schemas.microsoft.com/office/word/2016/wordml/cid" xmlns:w16="http://schemas.microsoft.com/office/word/2018/wordml" xmlns:w16du="http://schemas.microsoft.com/office/word/2023/wordml/word16du" xmlns:w16sdtdh="http://schemas.microsoft.com/office/word/2020/wordml/sdtdatahash" xmlns:w16sdtfl="http://schemas.microsoft.com/office/word/2024/wordml/sdtformatlock" xmlns:w16se="http://schemas.microsoft.com/office/word/2015/wordml/symex" xmlns:wpg="http://schemas.microsoft.com/office/word/2010/wordprocessingGroup" xmlns:wpi="http://schemas.microsoft.com/office/word/2010/wordprocessingInk" xmlns:wne="http://schemas.microsoft.com/office/word/2006/wordml" xmlns:wps="http://schemas.microsoft.com/office/word/2010/wordprocessingShape" mc:Ignorable="w14 w15 w16se w16cid w16 w16cex w16sdtdh w16sdtfl w16du wp14">
   <w:body>
     <w:p>
       <w:pPr>
-        <w:spacing w:after="120"/>
-        <w:rPr>
-          <w:rFonts w:ascii="Arial" w:hAnsi="Arial" w:cs="Arial"/>
-          <w:sz w:val="28"/>
-          <w:szCs w:val="28"/>
-          <w:u w:val="single"/>
-        </w:rPr>
+        <w:pStyle w:val="Ttulo1"/>
       </w:pPr>
       <w:r>
-        <w:rPr>
-          <w:rFonts w:ascii="Arial" w:hAnsi="Arial" w:cs="Arial"/>
-          <w:sz w:val="28"/>
-          <w:szCs w:val="28"/>
-          <w:u w:val="single"/>
-        </w:rPr>
         <w:t>DEUS É FIEL</w:t>
       </w:r>
     </w:p>
@@ -26,20 +14,17 @@
       <w:pPr>
         <w:spacing w:after="120"/>
         <w:rPr>
-          <w:rFonts w:ascii="Arial" w:hAnsi="Arial" w:cs="Arial"/>
           <w:bCs/>
         </w:rPr>
       </w:pPr>
       <w:r>
         <w:rPr>
-          <w:rFonts w:ascii="Arial" w:hAnsi="Arial" w:cs="Arial"/>
           <w:bCs/>
         </w:rPr>
         <w:t>Em meio aos muitos problemas,</w:t>
       </w:r>
       <w:r>
         <w:rPr>
-          <w:rFonts w:ascii="Arial" w:hAnsi="Arial" w:cs="Arial"/>
           <w:bCs/>
         </w:rPr>
         <w:br/>
@@ -47,7 +32,6 @@
       </w:r>
       <w:r>
         <w:rPr>
-          <w:rFonts w:ascii="Arial" w:hAnsi="Arial" w:cs="Arial"/>
           <w:bCs/>
         </w:rPr>
         <w:br/>
@@ -55,7 +39,6 @@
       </w:r>
       <w:r>
         <w:rPr>
-          <w:rFonts w:ascii="Arial" w:hAnsi="Arial" w:cs="Arial"/>
           <w:bCs/>
         </w:rPr>
         <w:br/>
@@ -64,7 +47,6 @@
       <w:proofErr w:type="gramStart"/>
       <w:r>
         <w:rPr>
-          <w:rFonts w:ascii="Arial" w:hAnsi="Arial" w:cs="Arial"/>
           <w:bCs/>
         </w:rPr>
         <w:t>pra</w:t>
@@ -72,7 +54,6 @@
       <w:proofErr w:type="gramEnd"/>
       <w:r>
         <w:rPr>
-          <w:rFonts w:ascii="Arial" w:hAnsi="Arial" w:cs="Arial"/>
           <w:bCs/>
         </w:rPr>
         <w:t xml:space="preserve"> mim</w:t>
@@ -82,20 +63,17 @@
       <w:pPr>
         <w:spacing w:after="120"/>
         <w:rPr>
-          <w:rFonts w:ascii="Arial" w:hAnsi="Arial" w:cs="Arial"/>
           <w:bCs/>
         </w:rPr>
       </w:pPr>
       <w:r>
         <w:rPr>
-          <w:rFonts w:ascii="Arial" w:hAnsi="Arial" w:cs="Arial"/>
           <w:bCs/>
         </w:rPr>
         <w:t>Às vezes eu posso passar</w:t>
       </w:r>
       <w:r>
         <w:rPr>
-          <w:rFonts w:ascii="Arial" w:hAnsi="Arial" w:cs="Arial"/>
           <w:bCs/>
         </w:rPr>
         <w:br/>
@@ -103,7 +81,6 @@
       </w:r>
       <w:r>
         <w:rPr>
-          <w:rFonts w:ascii="Arial" w:hAnsi="Arial" w:cs="Arial"/>
           <w:bCs/>
         </w:rPr>
         <w:br/>
@@ -111,7 +88,6 @@
       </w:r>
       <w:r>
         <w:rPr>
-          <w:rFonts w:ascii="Arial" w:hAnsi="Arial" w:cs="Arial"/>
           <w:bCs/>
         </w:rPr>
         <w:br/>
@@ -119,7 +95,6 @@
       </w:r>
       <w:r>
         <w:rPr>
-          <w:rFonts w:ascii="Arial" w:hAnsi="Arial" w:cs="Arial"/>
           <w:bCs/>
         </w:rPr>
         <w:br/>
@@ -130,20 +105,17 @@
       <w:pPr>
         <w:spacing w:after="120"/>
         <w:rPr>
-          <w:rFonts w:ascii="Arial" w:hAnsi="Arial" w:cs="Arial"/>
           <w:bCs/>
         </w:rPr>
       </w:pPr>
       <w:r>
         <w:rPr>
-          <w:rFonts w:ascii="Arial" w:hAnsi="Arial" w:cs="Arial"/>
           <w:bCs/>
         </w:rPr>
         <w:t>E encherá de alegria</w:t>
       </w:r>
       <w:r>
         <w:rPr>
-          <w:rFonts w:ascii="Arial" w:hAnsi="Arial" w:cs="Arial"/>
           <w:bCs/>
         </w:rPr>
         <w:br/>
@@ -151,7 +123,6 @@
       </w:r>
       <w:r>
         <w:rPr>
-          <w:rFonts w:ascii="Arial" w:hAnsi="Arial" w:cs="Arial"/>
           <w:bCs/>
         </w:rPr>
         <w:br/>
@@ -162,20 +133,17 @@
       <w:pPr>
         <w:spacing w:after="120"/>
         <w:rPr>
-          <w:rFonts w:ascii="Arial" w:hAnsi="Arial" w:cs="Arial"/>
           <w:bCs/>
         </w:rPr>
       </w:pPr>
       <w:r>
         <w:rPr>
-          <w:rFonts w:ascii="Arial" w:hAnsi="Arial" w:cs="Arial"/>
           <w:bCs/>
         </w:rPr>
         <w:t>Assim vou descansar,</w:t>
       </w:r>
       <w:r>
         <w:rPr>
-          <w:rFonts w:ascii="Arial" w:hAnsi="Arial" w:cs="Arial"/>
           <w:bCs/>
         </w:rPr>
         <w:br/>
@@ -183,7 +151,6 @@
       </w:r>
       <w:r>
         <w:rPr>
-          <w:rFonts w:ascii="Arial" w:hAnsi="Arial" w:cs="Arial"/>
           <w:bCs/>
         </w:rPr>
         <w:br/>
@@ -194,13 +161,11 @@
       <w:pPr>
         <w:spacing w:after="120"/>
         <w:rPr>
-          <w:rFonts w:ascii="Arial" w:hAnsi="Arial" w:cs="Arial"/>
           <w:b/>
         </w:rPr>
       </w:pPr>
       <w:r>
         <w:rPr>
-          <w:rFonts w:ascii="Arial" w:hAnsi="Arial" w:cs="Arial"/>
           <w:b/>
           <w:i/>
           <w:iCs/>
@@ -209,7 +174,6 @@
       </w:r>
       <w:r>
         <w:rPr>
-          <w:rFonts w:ascii="Arial" w:hAnsi="Arial" w:cs="Arial"/>
           <w:b/>
           <w:i/>
           <w:iCs/>
@@ -219,7 +183,6 @@
       </w:r>
       <w:r>
         <w:rPr>
-          <w:rFonts w:ascii="Arial" w:hAnsi="Arial" w:cs="Arial"/>
           <w:b/>
           <w:i/>
           <w:iCs/>
@@ -232,13 +195,11 @@
       <w:pPr>
         <w:spacing w:after="120"/>
         <w:rPr>
-          <w:rFonts w:ascii="Arial" w:hAnsi="Arial" w:cs="Arial"/>
           <w:b/>
         </w:rPr>
       </w:pPr>
       <w:r>
         <w:rPr>
-          <w:rFonts w:ascii="Arial" w:hAnsi="Arial" w:cs="Arial"/>
           <w:b/>
           <w:i/>
           <w:iCs/>
@@ -247,7 +208,6 @@
       </w:r>
       <w:r>
         <w:rPr>
-          <w:rFonts w:ascii="Arial" w:hAnsi="Arial" w:cs="Arial"/>
           <w:b/>
           <w:i/>
           <w:iCs/>
@@ -257,7 +217,6 @@
       </w:r>
       <w:r>
         <w:rPr>
-          <w:rFonts w:ascii="Arial" w:hAnsi="Arial" w:cs="Arial"/>
           <w:b/>
           <w:i/>
           <w:iCs/>
@@ -270,50 +229,31 @@
       <w:pPr>
         <w:spacing w:after="120"/>
         <w:rPr>
-          <w:rFonts w:ascii="Arial" w:hAnsi="Arial" w:cs="Arial"/>
           <w:b/>
         </w:rPr>
       </w:pPr>
       <w:r>
         <w:rPr>
-          <w:rFonts w:ascii="Arial" w:hAnsi="Arial" w:cs="Arial"/>
           <w:b/>
         </w:rPr>
-        <w:t xml:space="preserve">[REPETE </w:t>
-      </w:r>
-      <w:r>
-        <w:rPr>
-          <w:rFonts w:ascii="Arial" w:hAnsi="Arial" w:cs="Arial"/>
-          <w:b/>
-        </w:rPr>
-        <w:t>ACIMA</w:t>
-      </w:r>
-      <w:r>
-        <w:rPr>
-          <w:rFonts w:ascii="Arial" w:hAnsi="Arial" w:cs="Arial"/>
-          <w:b/>
-        </w:rPr>
-        <w:t>]</w:t>
+        <w:t>[REPETE ACIMA]</w:t>
       </w:r>
     </w:p>
     <w:p>
       <w:pPr>
         <w:spacing w:after="120"/>
         <w:rPr>
-          <w:rFonts w:ascii="Arial" w:hAnsi="Arial" w:cs="Arial"/>
           <w:bCs/>
         </w:rPr>
       </w:pPr>
       <w:r>
         <w:rPr>
-          <w:rFonts w:ascii="Arial" w:hAnsi="Arial" w:cs="Arial"/>
           <w:bCs/>
         </w:rPr>
         <w:t xml:space="preserve">Acima de todas as coisas, </w:t>
       </w:r>
       <w:r>
         <w:rPr>
-          <w:rFonts w:ascii="Arial" w:hAnsi="Arial" w:cs="Arial"/>
           <w:bCs/>
         </w:rPr>
         <w:br/>
@@ -321,14 +261,12 @@
       </w:r>
       <w:r>
         <w:rPr>
-          <w:rFonts w:ascii="Arial" w:hAnsi="Arial" w:cs="Arial"/>
           <w:bCs/>
         </w:rPr>
         <w:br/>
         <w:t>que meu Deus é fiel!</w:t>
       </w:r>
     </w:p>
-    <w:p/>
     <w:sectPr>
       <w:pgSz w:w="11906" w:h="16838"/>
       <w:pgMar w:top="1417" w:right="1701" w:bottom="1417" w:left="1701" w:header="708" w:footer="708" w:gutter="0"/>
@@ -340,7 +278,7 @@
 </file>
 
 <file path=word/styles.xml><?xml version="1.0" encoding="utf-8"?>
-<w:styles xmlns:mc="http://schemas.openxmlformats.org/markup-compatibility/2006" xmlns:r="http://schemas.openxmlformats.org/officeDocument/2006/relationships" xmlns:w="http://schemas.openxmlformats.org/wordprocessingml/2006/main" xmlns:w14="http://schemas.microsoft.com/office/word/2010/wordml" xmlns:w15="http://schemas.microsoft.com/office/word/2012/wordml" xmlns:w16cex="http://schemas.microsoft.com/office/word/2018/wordml/cex" xmlns:w16cid="http://schemas.microsoft.com/office/word/2016/wordml/cid" xmlns:w16="http://schemas.microsoft.com/office/word/2018/wordml" xmlns:w16sdtdh="http://schemas.microsoft.com/office/word/2020/wordml/sdtdatahash" xmlns:w16se="http://schemas.microsoft.com/office/word/2015/wordml/symex" mc:Ignorable="w14 w15 w16se w16cid w16 w16cex w16sdtdh">
+<w:styles xmlns:mc="http://schemas.openxmlformats.org/markup-compatibility/2006" xmlns:r="http://schemas.openxmlformats.org/officeDocument/2006/relationships" xmlns:w="http://schemas.openxmlformats.org/wordprocessingml/2006/main" xmlns:w14="http://schemas.microsoft.com/office/word/2010/wordml" xmlns:w15="http://schemas.microsoft.com/office/word/2012/wordml" xmlns:w16cex="http://schemas.microsoft.com/office/word/2018/wordml/cex" xmlns:w16cid="http://schemas.microsoft.com/office/word/2016/wordml/cid" xmlns:w16="http://schemas.microsoft.com/office/word/2018/wordml" xmlns:w16du="http://schemas.microsoft.com/office/word/2023/wordml/word16du" xmlns:w16sdtdh="http://schemas.microsoft.com/office/word/2020/wordml/sdtdatahash" xmlns:w16sdtfl="http://schemas.microsoft.com/office/word/2024/wordml/sdtformatlock" xmlns:w16se="http://schemas.microsoft.com/office/word/2015/wordml/symex" mc:Ignorable="w14 w15 w16se w16cid w16 w16cex w16sdtdh w16sdtfl w16du">
   <w:docDefaults>
     <w:rPrDefault>
       <w:rPr>
